--- a/zht/docx/196.content.docx
+++ b/zht/docx/196.content.docx
@@ -492,18 +492,12 @@
           <w:lang w:val="zh_TW" w:bidi="zh_TW"/>
         </w:rPr>
       </w:r>
-      <w:hyperlink r:id="rId13">
-        <w:r>
-          <w:rPr>
-            <w:lang w:val="zh_TW" w:bidi="zh_TW"/>
-          </w:rPr>
-          <w:rPr>
-            <w:color w:val="0000EE"/>
-            <w:u w:val="single"/>
-          </w:rPr>
-          <w:t>列王紀上18:38–40</w:t>
-        </w:r>
-      </w:hyperlink>
+      <w:r>
+        <w:rPr>
+          <w:lang w:val="zh_TW" w:bidi="zh_TW"/>
+        </w:rPr>
+        <w:t>列王紀上18:38–40</w:t>
+      </w:r>
     </w:p>
     <w:p>
       <w:pPr>
@@ -516,18 +510,12 @@
           <w:lang w:val="zh_TW" w:bidi="zh_TW"/>
         </w:rPr>
       </w:r>
-      <w:hyperlink r:id="rId14">
-        <w:r>
-          <w:rPr>
-            <w:lang w:val="zh_TW" w:bidi="zh_TW"/>
-          </w:rPr>
-          <w:rPr>
-            <w:color w:val="0000EE"/>
-            <w:u w:val="single"/>
-          </w:rPr>
-          <w:t>申命記7:16</w:t>
-        </w:r>
-      </w:hyperlink>
+      <w:r>
+        <w:rPr>
+          <w:lang w:val="zh_TW" w:bidi="zh_TW"/>
+        </w:rPr>
+        <w:t>申命記7:16</w:t>
+      </w:r>
     </w:p>
     <w:p>
       <w:pPr>
@@ -540,18 +528,12 @@
           <w:lang w:val="zh_TW" w:bidi="zh_TW"/>
         </w:rPr>
       </w:r>
-      <w:hyperlink r:id="rId15">
-        <w:r>
-          <w:rPr>
-            <w:lang w:val="zh_TW" w:bidi="zh_TW"/>
-          </w:rPr>
-          <w:rPr>
-            <w:color w:val="0000EE"/>
-            <w:u w:val="single"/>
-          </w:rPr>
-          <w:t>耶利米書3:23–25</w:t>
-        </w:r>
-      </w:hyperlink>
+      <w:r>
+        <w:rPr>
+          <w:lang w:val="zh_TW" w:bidi="zh_TW"/>
+        </w:rPr>
+        <w:t>耶利米書3:23–25</w:t>
+      </w:r>
     </w:p>
     <w:p>
       <w:pPr>
@@ -564,18 +546,12 @@
           <w:lang w:val="zh_TW" w:bidi="zh_TW"/>
         </w:rPr>
       </w:r>
-      <w:hyperlink r:id="rId16">
-        <w:r>
-          <w:rPr>
-            <w:lang w:val="zh_TW" w:bidi="zh_TW"/>
-          </w:rPr>
-          <w:rPr>
-            <w:color w:val="0000EE"/>
-            <w:u w:val="single"/>
-          </w:rPr>
-          <w:t>約伯記7:9</w:t>
-        </w:r>
-      </w:hyperlink>
+      <w:r>
+        <w:rPr>
+          <w:lang w:val="zh_TW" w:bidi="zh_TW"/>
+        </w:rPr>
+        <w:t>約伯記7:9</w:t>
+      </w:r>
     </w:p>
     <w:p>
       <w:pPr>
@@ -588,18 +564,12 @@
           <w:lang w:val="zh_TW" w:bidi="zh_TW"/>
         </w:rPr>
       </w:r>
-      <w:hyperlink r:id="rId17">
-        <w:r>
-          <w:rPr>
-            <w:lang w:val="zh_TW" w:bidi="zh_TW"/>
-          </w:rPr>
-          <w:rPr>
-            <w:color w:val="0000EE"/>
-            <w:u w:val="single"/>
-          </w:rPr>
-          <w:t>民數記11:1–3</w:t>
-        </w:r>
-      </w:hyperlink>
+      <w:r>
+        <w:rPr>
+          <w:lang w:val="zh_TW" w:bidi="zh_TW"/>
+        </w:rPr>
+        <w:t>民數記11:1–3</w:t>
+      </w:r>
     </w:p>
     <w:p>
       <w:pPr>
@@ -869,18 +839,12 @@
           <w:lang w:val="zh_TW" w:bidi="zh_TW"/>
         </w:rPr>
       </w:r>
-      <w:hyperlink r:id="rId18">
-        <w:r>
-          <w:rPr>
-            <w:lang w:val="zh_TW" w:bidi="zh_TW"/>
-          </w:rPr>
-          <w:rPr>
-            <w:color w:val="0000EE"/>
-            <w:u w:val="single"/>
-          </w:rPr>
-          <w:t>使徒行傳27:36–38</w:t>
-        </w:r>
-      </w:hyperlink>
+      <w:r>
+        <w:rPr>
+          <w:lang w:val="zh_TW" w:bidi="zh_TW"/>
+        </w:rPr>
+        <w:t>使徒行傳27:36–38</w:t>
+      </w:r>
     </w:p>
     <w:p>
       <w:pPr>
@@ -893,18 +857,12 @@
           <w:lang w:val="zh_TW" w:bidi="zh_TW"/>
         </w:rPr>
       </w:r>
-      <w:hyperlink r:id="rId19">
-        <w:r>
-          <w:rPr>
-            <w:lang w:val="zh_TW" w:bidi="zh_TW"/>
-          </w:rPr>
-          <w:rPr>
-            <w:color w:val="0000EE"/>
-            <w:u w:val="single"/>
-          </w:rPr>
-          <w:t>出埃及記34:21–22</w:t>
-        </w:r>
-      </w:hyperlink>
+      <w:r>
+        <w:rPr>
+          <w:lang w:val="zh_TW" w:bidi="zh_TW"/>
+        </w:rPr>
+        <w:t>出埃及記34:21–22</w:t>
+      </w:r>
     </w:p>
     <w:p>
       <w:pPr>
@@ -917,18 +875,12 @@
           <w:lang w:val="zh_TW" w:bidi="zh_TW"/>
         </w:rPr>
       </w:r>
-      <w:hyperlink r:id="rId20">
-        <w:r>
-          <w:rPr>
-            <w:lang w:val="zh_TW" w:bidi="zh_TW"/>
-          </w:rPr>
-          <w:rPr>
-            <w:color w:val="0000EE"/>
-            <w:u w:val="single"/>
-          </w:rPr>
-          <w:t>約翰福音12:24</w:t>
-        </w:r>
-      </w:hyperlink>
+      <w:r>
+        <w:rPr>
+          <w:lang w:val="zh_TW" w:bidi="zh_TW"/>
+        </w:rPr>
+        <w:t>約翰福音12:24</w:t>
+      </w:r>
     </w:p>
     <w:p>
       <w:pPr>
@@ -941,18 +893,12 @@
           <w:lang w:val="zh_TW" w:bidi="zh_TW"/>
         </w:rPr>
       </w:r>
-      <w:hyperlink r:id="rId21">
-        <w:r>
-          <w:rPr>
-            <w:lang w:val="zh_TW" w:bidi="zh_TW"/>
-          </w:rPr>
-          <w:rPr>
-            <w:color w:val="0000EE"/>
-            <w:u w:val="single"/>
-          </w:rPr>
-          <w:t>路加福音3:17</w:t>
-        </w:r>
-      </w:hyperlink>
+      <w:r>
+        <w:rPr>
+          <w:lang w:val="zh_TW" w:bidi="zh_TW"/>
+        </w:rPr>
+        <w:t>路加福音3:17</w:t>
+      </w:r>
     </w:p>
     <w:p>
       <w:pPr>
@@ -965,30 +911,18 @@
           <w:lang w:val="zh_TW" w:bidi="zh_TW"/>
         </w:rPr>
       </w:r>
-      <w:hyperlink r:id="rId22">
-        <w:r>
-          <w:rPr>
-            <w:lang w:val="zh_TW" w:bidi="zh_TW"/>
-          </w:rPr>
-          <w:rPr>
-            <w:color w:val="0000EE"/>
-            <w:u w:val="single"/>
-          </w:rPr>
-          <w:t>馬太福音</w:t>
-        </w:r>
-      </w:hyperlink>
-      <w:hyperlink r:id="rId23">
-        <w:r>
-          <w:rPr>
-            <w:lang w:val="zh_TW" w:bidi="zh_TW"/>
-          </w:rPr>
-          <w:rPr>
-            <w:color w:val="0000EE"/>
-            <w:u w:val="single"/>
-          </w:rPr>
-          <w:t>3:12</w:t>
-        </w:r>
-      </w:hyperlink>
+      <w:r>
+        <w:rPr>
+          <w:lang w:val="zh_TW" w:bidi="zh_TW"/>
+        </w:rPr>
+        <w:t>馬太福音</w:t>
+      </w:r>
+      <w:r>
+        <w:rPr>
+          <w:lang w:val="zh_TW" w:bidi="zh_TW"/>
+        </w:rPr>
+        <w:t>3:12</w:t>
+      </w:r>
     </w:p>
     <w:p>
       <w:pPr>
@@ -1001,18 +935,12 @@
           <w:lang w:val="zh_TW" w:bidi="zh_TW"/>
         </w:rPr>
       </w:r>
-      <w:hyperlink r:id="rId22">
-        <w:r>
-          <w:rPr>
-            <w:lang w:val="zh_TW" w:bidi="zh_TW"/>
-          </w:rPr>
-          <w:rPr>
-            <w:color w:val="0000EE"/>
-            <w:u w:val="single"/>
-          </w:rPr>
-          <w:t>馬太福音13:26</w:t>
-        </w:r>
-      </w:hyperlink>
+      <w:r>
+        <w:rPr>
+          <w:lang w:val="zh_TW" w:bidi="zh_TW"/>
+        </w:rPr>
+        <w:t>馬太福音13:26</w:t>
+      </w:r>
     </w:p>
     <w:p>
       <w:pPr>
